--- a/fuentes/13310017_CF01_CFA.docx
+++ b/fuentes/13310017_CF01_CFA.docx
@@ -4154,7 +4154,7 @@
                 <w:b/>
               </w:rPr>
               <w:lastRenderedPageBreak/>
-              <w:t>Transcripción</w:t>
+              <w:t>Síntesis</w:t>
             </w:r>
             <w:r>
               <w:rPr>
@@ -4192,7 +4192,13 @@
           </w:p>
           <w:p>
             <w:r>
-              <w:t>Antes de adquirir una deuda, se debe evaluar la capacidad de pago, el valor de las cuotas y los costos asociados para prevenir sobreendeudamiento.</w:t>
+              <w:t>Antes de adquirir una deuda, se debe evaluar la capacidad de pago, el valor de las cuotas y los costos asociados para prevenir</w:t>
+            </w:r>
+            <w:r>
+              <w:t xml:space="preserve"> el</w:t>
+            </w:r>
+            <w:r>
+              <w:t xml:space="preserve"> sobreendeudamiento.</w:t>
             </w:r>
           </w:p>
           <w:p>
@@ -4305,10 +4311,10 @@
     </w:p>
     <w:p>
       <w:r>
-        <w:t>Una persona recibe $</w:t>
-      </w:r>
-      <w:r>
-        <w:t xml:space="preserve"> </w:t>
+        <w:t xml:space="preserve">Una persona recibe </w:t>
+      </w:r>
+      <w:r>
+        <w:t>$</w:t>
       </w:r>
       <w:r>
         <w:t>1.800.000 mensuales y, además, vende productos durante los fines de semana. Si no separa el dinero obtenido por las ventas, puede considerar que dispone de más recursos para gastos personales. Sin embargo, antes de utilizar esos ingresos, debe descontar el costo de los insumos, el transporte, los empaques y la reposición de mercancía. Al aplicar principios de finanzas personales, identifica qué recursos pertenecen al hogar, cuáles corresponden a la actividad económica y cuánto dinero está realmente disponible para ahorrar, pagar deudas o atender las necesidades familiares.</w:t>
@@ -4802,11 +4808,15 @@
         <w:t>La siguiente tabla presenta las principales fuentes de ingreso personal y familiar, su frecuencia y la recomendación para incorporarlas al presupuesto.</w:t>
       </w:r>
     </w:p>
+    <w:p/>
+    <w:p/>
+    <w:p/>
     <w:p>
       <w:pPr>
         <w:pStyle w:val="Tabla"/>
       </w:pPr>
       <w:r>
+        <w:lastRenderedPageBreak/>
         <w:t>Clasificación de fuentes de ingreso</w:t>
       </w:r>
     </w:p>
@@ -4837,7 +4847,6 @@
               <w:pStyle w:val="TextoTablas"/>
             </w:pPr>
             <w:r>
-              <w:lastRenderedPageBreak/>
               <w:t>Fuente de ingreso</w:t>
             </w:r>
           </w:p>
@@ -5860,52 +5869,52 @@
     </w:p>
     <w:p>
       <w:r>
-        <w:t>Laura vive con su pareja y un hijo. Recibe un salario mensual de $</w:t>
-      </w:r>
-      <w:r>
-        <w:t xml:space="preserve"> </w:t>
-      </w:r>
-      <w:r>
-        <w:t>1.600.000 y, algunos fines de semana, obtiene ingresos adicionales por la venta de almuerzos. Antes de elaborar su presupuesto, registra durante un mes sus ingresos y gastos. Identifica que paga $</w:t>
-      </w:r>
-      <w:r>
-        <w:t xml:space="preserve"> </w:t>
-      </w:r>
-      <w:r>
-        <w:t>500.000 de arriendo, $</w:t>
-      </w:r>
-      <w:r>
-        <w:t xml:space="preserve"> </w:t>
-      </w:r>
-      <w:r>
-        <w:t>210.000 de servicios públicos, $</w:t>
-      </w:r>
-      <w:r>
-        <w:t xml:space="preserve"> </w:t>
-      </w:r>
-      <w:r>
-        <w:t>350.000 de alimentación, $</w:t>
-      </w:r>
-      <w:r>
-        <w:t xml:space="preserve"> </w:t>
-      </w:r>
-      <w:r>
-        <w:t>180.000 de transporte, $</w:t>
-      </w:r>
-      <w:r>
-        <w:t xml:space="preserve"> </w:t>
-      </w:r>
-      <w:r>
-        <w:t>160.000 por una deuda, $</w:t>
-      </w:r>
-      <w:r>
-        <w:t xml:space="preserve"> </w:t>
-      </w:r>
-      <w:r>
-        <w:t>90.000 de comunicación y cerca de $</w:t>
-      </w:r>
-      <w:r>
-        <w:t xml:space="preserve"> </w:t>
+        <w:t xml:space="preserve">Laura vive con su pareja y un hijo. Recibe un salario mensual de </w:t>
+      </w:r>
+      <w:r>
+        <w:t>$</w:t>
+      </w:r>
+      <w:r>
+        <w:t xml:space="preserve">1.600.000 y, algunos fines de semana, obtiene ingresos adicionales por la venta de almuerzos. Antes de elaborar su presupuesto, registra durante un mes sus ingresos y gastos. Identifica que paga </w:t>
+      </w:r>
+      <w:r>
+        <w:t>$</w:t>
+      </w:r>
+      <w:r>
+        <w:t xml:space="preserve">500.000 de arriendo, </w:t>
+      </w:r>
+      <w:r>
+        <w:t>$</w:t>
+      </w:r>
+      <w:r>
+        <w:t xml:space="preserve">210.000 de servicios públicos, </w:t>
+      </w:r>
+      <w:r>
+        <w:t>$</w:t>
+      </w:r>
+      <w:r>
+        <w:t xml:space="preserve">350.000 de alimentación, </w:t>
+      </w:r>
+      <w:r>
+        <w:t>$</w:t>
+      </w:r>
+      <w:r>
+        <w:t xml:space="preserve">180.000 de transporte, </w:t>
+      </w:r>
+      <w:r>
+        <w:t>$</w:t>
+      </w:r>
+      <w:r>
+        <w:t xml:space="preserve">160.000 por una deuda, </w:t>
+      </w:r>
+      <w:r>
+        <w:t>$</w:t>
+      </w:r>
+      <w:r>
+        <w:t xml:space="preserve">90.000 de comunicación y cerca de </w:t>
+      </w:r>
+      <w:r>
+        <w:t>$</w:t>
       </w:r>
       <w:r>
         <w:t>250.000 en compras no planificadas. También identifica que, cuando vende almuerzos, no separa el costo de los ingredientes, los empaques, el gas y el transporte, por lo que desconoce la ganancia real obtenida.</w:t>
@@ -6907,8 +6916,8 @@
         <w:tblLook w:val="04A0" w:firstRow="1" w:lastRow="0" w:firstColumn="1" w:lastColumn="0" w:noHBand="0" w:noVBand="1"/>
       </w:tblPr>
       <w:tblGrid>
+        <w:gridCol w:w="1660"/>
         <w:gridCol w:w="1661"/>
-        <w:gridCol w:w="1660"/>
         <w:gridCol w:w="1660"/>
         <w:gridCol w:w="1659"/>
         <w:gridCol w:w="1661"/>
@@ -7035,9 +7044,6 @@
               <w:t>$</w:t>
             </w:r>
             <w:r>
-              <w:t xml:space="preserve"> </w:t>
-            </w:r>
-            <w:r>
               <w:t>2.000.000</w:t>
             </w:r>
           </w:p>
@@ -7055,9 +7061,6 @@
               <w:t>$</w:t>
             </w:r>
             <w:r>
-              <w:t xml:space="preserve"> </w:t>
-            </w:r>
-            <w:r>
               <w:t>180.000</w:t>
             </w:r>
           </w:p>
@@ -7089,9 +7092,6 @@
               <w:t>$</w:t>
             </w:r>
             <w:r>
-              <w:t xml:space="preserve"> </w:t>
-            </w:r>
-            <w:r>
               <w:t>1.400.000</w:t>
             </w:r>
           </w:p>
@@ -7140,9 +7140,6 @@
               <w:t>$</w:t>
             </w:r>
             <w:r>
-              <w:t xml:space="preserve"> </w:t>
-            </w:r>
-            <w:r>
               <w:t>600.000</w:t>
             </w:r>
           </w:p>
@@ -7160,9 +7157,6 @@
               <w:t>$</w:t>
             </w:r>
             <w:r>
-              <w:t xml:space="preserve"> </w:t>
-            </w:r>
-            <w:r>
               <w:t>100.000</w:t>
             </w:r>
           </w:p>
@@ -7192,9 +7186,6 @@
             </w:pPr>
             <w:r>
               <w:t>$</w:t>
-            </w:r>
-            <w:r>
-              <w:t xml:space="preserve"> </w:t>
             </w:r>
             <w:r>
               <w:t>300.000</w:t>
@@ -7247,9 +7238,6 @@
               <w:t>$</w:t>
             </w:r>
             <w:r>
-              <w:t xml:space="preserve"> </w:t>
-            </w:r>
-            <w:r>
               <w:t>480.000</w:t>
             </w:r>
           </w:p>
@@ -7267,9 +7255,6 @@
               <w:t>$</w:t>
             </w:r>
             <w:r>
-              <w:t xml:space="preserve"> </w:t>
-            </w:r>
-            <w:r>
               <w:t>80.000</w:t>
             </w:r>
           </w:p>
@@ -7301,9 +7286,6 @@
               <w:t>$</w:t>
             </w:r>
             <w:r>
-              <w:t xml:space="preserve"> </w:t>
-            </w:r>
-            <w:r>
               <w:t>240.000</w:t>
             </w:r>
           </w:p>
@@ -7351,9 +7333,6 @@
               <w:t>$</w:t>
             </w:r>
             <w:r>
-              <w:t xml:space="preserve"> </w:t>
-            </w:r>
-            <w:r>
               <w:t>150.000</w:t>
             </w:r>
           </w:p>
@@ -7371,9 +7350,6 @@
               <w:t>$</w:t>
             </w:r>
             <w:r>
-              <w:t xml:space="preserve"> </w:t>
-            </w:r>
-            <w:r>
               <w:t>150.000</w:t>
             </w:r>
           </w:p>
@@ -7403,9 +7379,6 @@
             </w:pPr>
             <w:r>
               <w:t>$</w:t>
-            </w:r>
-            <w:r>
-              <w:t xml:space="preserve"> </w:t>
             </w:r>
             <w:r>
               <w:t>150.000</w:t>
@@ -10235,52 +10208,57 @@
     </w:p>
     <w:p>
       <w:r>
-        <w:t>Laura Gómez vive con su hijo y desea organizar su presupuesto del mes de julio de 2026. Durante este periodo recibe un salario de $</w:t>
+        <w:t xml:space="preserve">Laura Gómez vive con su hijo y desea organizar su presupuesto del mes de julio de 2026. Durante este periodo recibe un salario de </w:t>
+      </w:r>
+      <w:r>
+        <w:t>$</w:t>
+      </w:r>
+      <w:r>
+        <w:t xml:space="preserve">1.500.000 y obtiene </w:t>
+      </w:r>
+      <w:r>
+        <w:t>$</w:t>
+      </w:r>
+      <w:r>
+        <w:t xml:space="preserve">250.000 adicionales por la venta de postres. Sus gastos corresponden a arriendo por </w:t>
+      </w:r>
+      <w:r>
+        <w:t>$</w:t>
+      </w:r>
+      <w:r>
+        <w:t xml:space="preserve">500.000, servicios de agua y energía por </w:t>
+      </w:r>
+      <w:r>
+        <w:t>$</w:t>
+      </w:r>
+      <w:r>
+        <w:t xml:space="preserve">180.000, transporte por </w:t>
+      </w:r>
+      <w:r>
+        <w:t>$</w:t>
+      </w:r>
+      <w:r>
+        <w:t xml:space="preserve">120.000, alimentación </w:t>
+      </w:r>
+      <w:proofErr w:type="gramStart"/>
+      <w:r>
+        <w:t>por</w:t>
       </w:r>
       <w:r>
         <w:t xml:space="preserve"> </w:t>
       </w:r>
       <w:r>
-        <w:t>1.500.000 y obtiene $</w:t>
-      </w:r>
-      <w:r>
         <w:t xml:space="preserve"> </w:t>
       </w:r>
       <w:r>
-        <w:t>250.000 adicionales por la venta de postres. Sus gastos corresponden a arriendo por $</w:t>
-      </w:r>
-      <w:r>
-        <w:t xml:space="preserve"> </w:t>
-      </w:r>
-      <w:r>
-        <w:t>500.000, servicios de agua y energía por $</w:t>
-      </w:r>
-      <w:r>
-        <w:t xml:space="preserve"> </w:t>
-      </w:r>
-      <w:r>
-        <w:t>180.000, transporte por $</w:t>
-      </w:r>
-      <w:r>
-        <w:t xml:space="preserve"> </w:t>
-      </w:r>
-      <w:r>
-        <w:t>120.000, alimentación por</w:t>
-      </w:r>
-      <w:r>
-        <w:t xml:space="preserve"> </w:t>
-      </w:r>
-      <w:r>
-        <w:t xml:space="preserve"> $</w:t>
-      </w:r>
-      <w:r>
-        <w:t xml:space="preserve"> </w:t>
-      </w:r>
-      <w:r>
-        <w:t>320.000, cuota de préstamo por $</w:t>
-      </w:r>
-      <w:r>
-        <w:t xml:space="preserve"> </w:t>
+        <w:t>$</w:t>
+      </w:r>
+      <w:proofErr w:type="gramEnd"/>
+      <w:r>
+        <w:t xml:space="preserve">320.000, cuota de préstamo por </w:t>
+      </w:r>
+      <w:r>
+        <w:t>$</w:t>
       </w:r>
       <w:r>
         <w:t xml:space="preserve">150.000 y ahorro para fondo de emergencia por </w:t>
@@ -10292,9 +10270,6 @@
         <w:t>$</w:t>
       </w:r>
       <w:r>
-        <w:t xml:space="preserve"> </w:t>
-      </w:r>
-      <w:r>
         <w:t>100.000.</w:t>
       </w:r>
     </w:p>
@@ -10309,19 +10284,16 @@
         <w:t>$</w:t>
       </w:r>
       <w:r>
-        <w:t xml:space="preserve"> </w:t>
-      </w:r>
-      <w:r>
-        <w:t>1.750.000, gastos por $</w:t>
-      </w:r>
-      <w:r>
-        <w:t xml:space="preserve"> </w:t>
-      </w:r>
-      <w:r>
-        <w:t>1.370.000 y un saldo disponible de $</w:t>
-      </w:r>
-      <w:r>
-        <w:t xml:space="preserve"> </w:t>
+        <w:t xml:space="preserve">1.750.000, gastos por </w:t>
+      </w:r>
+      <w:r>
+        <w:t>$</w:t>
+      </w:r>
+      <w:r>
+        <w:t xml:space="preserve">1.370.000 y un saldo disponible de </w:t>
+      </w:r>
+      <w:r>
+        <w:t>$</w:t>
       </w:r>
       <w:r>
         <w:t>380.000. La siguiente información ejemplifica el registro de un presupuesto personal en una hoja de cálculo.</w:t>
@@ -10498,9 +10470,6 @@
               <w:t>$</w:t>
             </w:r>
             <w:r>
-              <w:t xml:space="preserve"> </w:t>
-            </w:r>
-            <w:r>
               <w:t>1.500.000</w:t>
             </w:r>
           </w:p>
@@ -10532,9 +10501,6 @@
               <w:t>$</w:t>
             </w:r>
             <w:r>
-              <w:t xml:space="preserve"> </w:t>
-            </w:r>
-            <w:r>
               <w:t>1.500.000</w:t>
             </w:r>
           </w:p>
@@ -10596,9 +10562,6 @@
               <w:t>$</w:t>
             </w:r>
             <w:r>
-              <w:t xml:space="preserve"> </w:t>
-            </w:r>
-            <w:r>
               <w:t>250.000</w:t>
             </w:r>
           </w:p>
@@ -10628,9 +10591,6 @@
             </w:pPr>
             <w:r>
               <w:t>$</w:t>
-            </w:r>
-            <w:r>
-              <w:t xml:space="preserve"> </w:t>
             </w:r>
             <w:r>
               <w:t>1.750.000</w:t>
@@ -10711,9 +10671,6 @@
               <w:t>$</w:t>
             </w:r>
             <w:r>
-              <w:t xml:space="preserve"> </w:t>
-            </w:r>
-            <w:r>
               <w:t>500.000</w:t>
             </w:r>
           </w:p>
@@ -10731,9 +10688,6 @@
               <w:t>$</w:t>
             </w:r>
             <w:r>
-              <w:t xml:space="preserve"> </w:t>
-            </w:r>
-            <w:r>
               <w:t>1.250.000</w:t>
             </w:r>
           </w:p>
@@ -10810,9 +10764,6 @@
               <w:t>$</w:t>
             </w:r>
             <w:r>
-              <w:t xml:space="preserve"> </w:t>
-            </w:r>
-            <w:r>
               <w:t>180.000</w:t>
             </w:r>
           </w:p>
@@ -10828,9 +10779,6 @@
             </w:pPr>
             <w:r>
               <w:t>$</w:t>
-            </w:r>
-            <w:r>
-              <w:t xml:space="preserve"> </w:t>
             </w:r>
             <w:r>
               <w:t>1.070.000</w:t>
@@ -10911,9 +10859,6 @@
               <w:t>$</w:t>
             </w:r>
             <w:r>
-              <w:t xml:space="preserve"> </w:t>
-            </w:r>
-            <w:r>
               <w:t>120.000</w:t>
             </w:r>
           </w:p>
@@ -10931,9 +10876,6 @@
               <w:t>$</w:t>
             </w:r>
             <w:r>
-              <w:t xml:space="preserve"> </w:t>
-            </w:r>
-            <w:r>
               <w:t>950.000</w:t>
             </w:r>
           </w:p>
@@ -11009,9 +10951,6 @@
               <w:t>$</w:t>
             </w:r>
             <w:r>
-              <w:t xml:space="preserve"> </w:t>
-            </w:r>
-            <w:r>
               <w:t>320.000</w:t>
             </w:r>
           </w:p>
@@ -11027,9 +10966,6 @@
             </w:pPr>
             <w:r>
               <w:t>$</w:t>
-            </w:r>
-            <w:r>
-              <w:t xml:space="preserve"> </w:t>
             </w:r>
             <w:r>
               <w:t>630.000</w:t>
@@ -11110,9 +11046,6 @@
               <w:t>$</w:t>
             </w:r>
             <w:r>
-              <w:t xml:space="preserve"> </w:t>
-            </w:r>
-            <w:r>
               <w:t>150.000</w:t>
             </w:r>
           </w:p>
@@ -11130,9 +11063,6 @@
               <w:t>$</w:t>
             </w:r>
             <w:r>
-              <w:t xml:space="preserve"> </w:t>
-            </w:r>
-            <w:r>
               <w:t>480.000</w:t>
             </w:r>
           </w:p>
@@ -11208,9 +11138,6 @@
               <w:t>$</w:t>
             </w:r>
             <w:r>
-              <w:t xml:space="preserve"> </w:t>
-            </w:r>
-            <w:r>
               <w:t>100.000</w:t>
             </w:r>
           </w:p>
@@ -11226,9 +11153,6 @@
             </w:pPr>
             <w:r>
               <w:t>$</w:t>
-            </w:r>
-            <w:r>
-              <w:t xml:space="preserve"> </w:t>
             </w:r>
             <w:r>
               <w:t>380.000</w:t>
@@ -11242,21 +11166,6 @@
         </w:trPr>
         <w:tc>
           <w:tcPr>
-            <w:tcW w:w="4982" w:type="dxa"/>
-            <w:gridSpan w:val="3"/>
-            <w:vAlign w:val="center"/>
-          </w:tcPr>
-          <w:p>
-            <w:pPr>
-              <w:pStyle w:val="TextoTablas"/>
-            </w:pPr>
-            <w:r>
-              <w:t>Totales</w:t>
-            </w:r>
-          </w:p>
-        </w:tc>
-        <w:tc>
-          <w:tcPr>
             <w:tcW w:w="1660" w:type="dxa"/>
             <w:vAlign w:val="center"/>
           </w:tcPr>
@@ -11265,20 +11174,43 @@
               <w:pStyle w:val="TextoTablas"/>
             </w:pPr>
             <w:r>
-              <w:t>$ 1.750.000</w:t>
-            </w:r>
+              <w:t>Totales</w:t>
+            </w:r>
+          </w:p>
+        </w:tc>
+        <w:tc>
+          <w:tcPr>
+            <w:tcW w:w="1661" w:type="dxa"/>
+            <w:vAlign w:val="center"/>
+          </w:tcPr>
+          <w:p>
+            <w:pPr>
+              <w:pStyle w:val="TextoTablas"/>
+            </w:pPr>
+          </w:p>
+        </w:tc>
+        <w:tc>
+          <w:tcPr>
+            <w:tcW w:w="1661" w:type="dxa"/>
+            <w:vAlign w:val="center"/>
+          </w:tcPr>
+          <w:p>
+            <w:pPr>
+              <w:pStyle w:val="TextoTablas"/>
+            </w:pPr>
           </w:p>
         </w:tc>
         <w:tc>
           <w:tcPr>
             <w:tcW w:w="1660" w:type="dxa"/>
-          </w:tcPr>
-          <w:p>
-            <w:pPr>
-              <w:pStyle w:val="TextoTablas"/>
-            </w:pPr>
-            <w:r>
-              <w:t>$ 1.370.000</w:t>
+            <w:vAlign w:val="center"/>
+          </w:tcPr>
+          <w:p>
+            <w:pPr>
+              <w:pStyle w:val="TextoTablas"/>
+            </w:pPr>
+            <w:r>
+              <w:t>$1.750.000</w:t>
             </w:r>
           </w:p>
         </w:tc>
@@ -11291,7 +11223,20 @@
               <w:pStyle w:val="TextoTablas"/>
             </w:pPr>
             <w:r>
-              <w:t>$ 380.000</w:t>
+              <w:t>$1.370.000</w:t>
+            </w:r>
+          </w:p>
+        </w:tc>
+        <w:tc>
+          <w:tcPr>
+            <w:tcW w:w="1660" w:type="dxa"/>
+          </w:tcPr>
+          <w:p>
+            <w:pPr>
+              <w:pStyle w:val="TextoTablas"/>
+            </w:pPr>
+            <w:r>
+              <w:t>$380.000</w:t>
             </w:r>
           </w:p>
         </w:tc>
@@ -12142,58 +12087,58 @@
     </w:p>
     <w:p>
       <w:r>
-        <w:t>Carlos Ramírez desea elaborar su presupuesto correspondiente al mes de agosto. Durante este período recibe un salario mensual de $</w:t>
-      </w:r>
-      <w:r>
-        <w:t xml:space="preserve"> </w:t>
-      </w:r>
-      <w:r>
-        <w:t>1.800.000 y obtiene $</w:t>
-      </w:r>
-      <w:r>
-        <w:t xml:space="preserve"> </w:t>
-      </w:r>
-      <w:r>
-        <w:t>300.000 adicionales por trabajos de reparación. Sus compromisos incluyen $</w:t>
-      </w:r>
-      <w:r>
-        <w:t xml:space="preserve"> </w:t>
-      </w:r>
-      <w:r>
-        <w:t>600.000 de arriendo, $</w:t>
-      </w:r>
-      <w:r>
-        <w:t xml:space="preserve"> </w:t>
-      </w:r>
-      <w:r>
-        <w:t>220.000 de servicios públicos, $</w:t>
-      </w:r>
-      <w:r>
-        <w:t xml:space="preserve"> </w:t>
-      </w:r>
-      <w:r>
-        <w:t>350.000 de alimentación, $</w:t>
-      </w:r>
-      <w:r>
-        <w:t xml:space="preserve"> </w:t>
-      </w:r>
-      <w:r>
-        <w:t>160.000 de transporte, $</w:t>
-      </w:r>
-      <w:r>
-        <w:t xml:space="preserve"> </w:t>
-      </w:r>
-      <w:r>
-        <w:t>200.000 por una cuota de crédito, $</w:t>
-      </w:r>
-      <w:r>
-        <w:t xml:space="preserve"> </w:t>
-      </w:r>
-      <w:r>
-        <w:t>100.000 destinados a materiales para los trabajos de reparación y $</w:t>
-      </w:r>
-      <w:r>
-        <w:t xml:space="preserve"> </w:t>
+        <w:t xml:space="preserve">Carlos Ramírez desea elaborar su presupuesto correspondiente al mes de agosto. Durante este período recibe un salario mensual de </w:t>
+      </w:r>
+      <w:r>
+        <w:t>$</w:t>
+      </w:r>
+      <w:r>
+        <w:t xml:space="preserve">1.800.000 y obtiene </w:t>
+      </w:r>
+      <w:r>
+        <w:t>$</w:t>
+      </w:r>
+      <w:r>
+        <w:t xml:space="preserve">300.000 adicionales por trabajos de reparación. Sus compromisos incluyen </w:t>
+      </w:r>
+      <w:r>
+        <w:t>$</w:t>
+      </w:r>
+      <w:r>
+        <w:t xml:space="preserve">600.000 de arriendo, </w:t>
+      </w:r>
+      <w:r>
+        <w:t>$</w:t>
+      </w:r>
+      <w:r>
+        <w:t xml:space="preserve">220.000 de servicios públicos, </w:t>
+      </w:r>
+      <w:r>
+        <w:t>$</w:t>
+      </w:r>
+      <w:r>
+        <w:t xml:space="preserve">350.000 de alimentación, </w:t>
+      </w:r>
+      <w:r>
+        <w:t>$</w:t>
+      </w:r>
+      <w:r>
+        <w:t xml:space="preserve">160.000 de transporte, </w:t>
+      </w:r>
+      <w:r>
+        <w:t>$</w:t>
+      </w:r>
+      <w:r>
+        <w:t xml:space="preserve">200.000 por una cuota de crédito, </w:t>
+      </w:r>
+      <w:r>
+        <w:t>$</w:t>
+      </w:r>
+      <w:r>
+        <w:t xml:space="preserve">100.000 destinados a materiales para los trabajos de reparación y </w:t>
+      </w:r>
+      <w:r>
+        <w:t>$</w:t>
       </w:r>
       <w:r>
         <w:t xml:space="preserve">150.000 para ahorro. Con esta información organiza su presupuesto para identificar los ingresos, las salidas de dinero y el saldo disponible. Esta </w:t>
@@ -12315,9 +12260,6 @@
               <w:t>$</w:t>
             </w:r>
             <w:r>
-              <w:t xml:space="preserve"> </w:t>
-            </w:r>
-            <w:r>
               <w:t>1.800.000</w:t>
             </w:r>
           </w:p>
@@ -12363,9 +12305,6 @@
             </w:pPr>
             <w:r>
               <w:t>$</w:t>
-            </w:r>
-            <w:r>
-              <w:t xml:space="preserve"> </w:t>
             </w:r>
             <w:r>
               <w:t>300.000</w:t>
@@ -12379,35 +12318,44 @@
         </w:trPr>
         <w:tc>
           <w:tcPr>
-            <w:tcW w:w="6641" w:type="dxa"/>
-            <w:gridSpan w:val="2"/>
+            <w:tcW w:w="3320" w:type="dxa"/>
             <w:vAlign w:val="center"/>
           </w:tcPr>
           <w:p>
             <w:pPr>
               <w:pStyle w:val="TextoTablas"/>
             </w:pPr>
-            <w:r>
-              <w:t>Total ingresos</w:t>
+            <w:proofErr w:type="gramStart"/>
+            <w:r>
+              <w:t>Total</w:t>
+            </w:r>
+            <w:proofErr w:type="gramEnd"/>
+            <w:r>
+              <w:t xml:space="preserve"> ingresos</w:t>
             </w:r>
           </w:p>
         </w:tc>
         <w:tc>
           <w:tcPr>
             <w:tcW w:w="3321" w:type="dxa"/>
-          </w:tcPr>
-          <w:p>
-            <w:pPr>
-              <w:pStyle w:val="TextoTablas"/>
-            </w:pPr>
-            <w:r>
-              <w:t>$</w:t>
-            </w:r>
-            <w:r>
-              <w:t xml:space="preserve"> </w:t>
-            </w:r>
-            <w:r>
-              <w:t>2.100.000</w:t>
+            <w:vAlign w:val="center"/>
+          </w:tcPr>
+          <w:p>
+            <w:pPr>
+              <w:pStyle w:val="TextoTablas"/>
+            </w:pPr>
+          </w:p>
+        </w:tc>
+        <w:tc>
+          <w:tcPr>
+            <w:tcW w:w="3321" w:type="dxa"/>
+          </w:tcPr>
+          <w:p>
+            <w:pPr>
+              <w:pStyle w:val="TextoTablas"/>
+            </w:pPr>
+            <w:r>
+              <w:t>$2.100.000</w:t>
             </w:r>
           </w:p>
         </w:tc>
@@ -12452,9 +12400,6 @@
             </w:pPr>
             <w:r>
               <w:t>$</w:t>
-            </w:r>
-            <w:r>
-              <w:t xml:space="preserve"> </w:t>
             </w:r>
             <w:r>
               <w:t>600.000</w:t>
@@ -12507,9 +12452,6 @@
               <w:t>$</w:t>
             </w:r>
             <w:r>
-              <w:t xml:space="preserve"> </w:t>
-            </w:r>
-            <w:r>
               <w:t>220.000</w:t>
             </w:r>
           </w:p>
@@ -12555,9 +12497,6 @@
             </w:pPr>
             <w:r>
               <w:t>$</w:t>
-            </w:r>
-            <w:r>
-              <w:t xml:space="preserve"> </w:t>
             </w:r>
             <w:r>
               <w:t>350.000</w:t>
@@ -12610,9 +12549,6 @@
               <w:t>$</w:t>
             </w:r>
             <w:r>
-              <w:t xml:space="preserve"> </w:t>
-            </w:r>
-            <w:r>
               <w:t>160.000</w:t>
             </w:r>
           </w:p>
@@ -12658,9 +12594,6 @@
             </w:pPr>
             <w:r>
               <w:t>$</w:t>
-            </w:r>
-            <w:r>
-              <w:t xml:space="preserve"> </w:t>
             </w:r>
             <w:r>
               <w:t>200.000</w:t>
@@ -12713,9 +12646,6 @@
               <w:t>$</w:t>
             </w:r>
             <w:r>
-              <w:t xml:space="preserve"> </w:t>
-            </w:r>
-            <w:r>
               <w:t>100.000</w:t>
             </w:r>
           </w:p>
@@ -12761,9 +12691,6 @@
             </w:pPr>
             <w:r>
               <w:t>$</w:t>
-            </w:r>
-            <w:r>
-              <w:t xml:space="preserve"> </w:t>
             </w:r>
             <w:r>
               <w:t>150.000</w:t>
@@ -12777,35 +12704,44 @@
         </w:trPr>
         <w:tc>
           <w:tcPr>
-            <w:tcW w:w="6641" w:type="dxa"/>
-            <w:gridSpan w:val="2"/>
+            <w:tcW w:w="3320" w:type="dxa"/>
             <w:vAlign w:val="center"/>
           </w:tcPr>
           <w:p>
             <w:pPr>
               <w:pStyle w:val="TextoTablas"/>
             </w:pPr>
-            <w:r>
-              <w:t>Total salidas</w:t>
+            <w:proofErr w:type="gramStart"/>
+            <w:r>
+              <w:t>Total</w:t>
+            </w:r>
+            <w:proofErr w:type="gramEnd"/>
+            <w:r>
+              <w:t xml:space="preserve"> salidas</w:t>
             </w:r>
           </w:p>
         </w:tc>
         <w:tc>
           <w:tcPr>
             <w:tcW w:w="3321" w:type="dxa"/>
-          </w:tcPr>
-          <w:p>
-            <w:pPr>
-              <w:pStyle w:val="TextoTablas"/>
-            </w:pPr>
-            <w:r>
-              <w:t>$</w:t>
-            </w:r>
-            <w:r>
-              <w:t xml:space="preserve"> </w:t>
-            </w:r>
-            <w:r>
-              <w:t>1.780.000</w:t>
+            <w:vAlign w:val="center"/>
+          </w:tcPr>
+          <w:p>
+            <w:pPr>
+              <w:pStyle w:val="TextoTablas"/>
+            </w:pPr>
+          </w:p>
+        </w:tc>
+        <w:tc>
+          <w:tcPr>
+            <w:tcW w:w="3321" w:type="dxa"/>
+          </w:tcPr>
+          <w:p>
+            <w:pPr>
+              <w:pStyle w:val="TextoTablas"/>
+            </w:pPr>
+            <w:r>
+              <w:t>$1.780.000</w:t>
             </w:r>
           </w:p>
         </w:tc>
@@ -12813,8 +12749,7 @@
       <w:tr>
         <w:tc>
           <w:tcPr>
-            <w:tcW w:w="6641" w:type="dxa"/>
-            <w:gridSpan w:val="2"/>
+            <w:tcW w:w="3320" w:type="dxa"/>
             <w:vAlign w:val="center"/>
           </w:tcPr>
           <w:p>
@@ -12829,19 +12764,24 @@
         <w:tc>
           <w:tcPr>
             <w:tcW w:w="3321" w:type="dxa"/>
-          </w:tcPr>
-          <w:p>
-            <w:pPr>
-              <w:pStyle w:val="TextoTablas"/>
-            </w:pPr>
-            <w:r>
-              <w:t>$</w:t>
-            </w:r>
-            <w:r>
-              <w:t xml:space="preserve"> </w:t>
-            </w:r>
-            <w:r>
-              <w:t>320.000</w:t>
+            <w:vAlign w:val="center"/>
+          </w:tcPr>
+          <w:p>
+            <w:pPr>
+              <w:pStyle w:val="TextoTablas"/>
+            </w:pPr>
+          </w:p>
+        </w:tc>
+        <w:tc>
+          <w:tcPr>
+            <w:tcW w:w="3321" w:type="dxa"/>
+          </w:tcPr>
+          <w:p>
+            <w:pPr>
+              <w:pStyle w:val="TextoTablas"/>
+            </w:pPr>
+            <w:r>
+              <w:t>$320.000</w:t>
             </w:r>
           </w:p>
         </w:tc>
@@ -13191,7 +13131,15 @@
     </w:p>
     <w:p>
       <w:r>
-        <w:t xml:space="preserve">Banco de la República. (s. f.). Talleres Banrep Educa. </w:t>
+        <w:t xml:space="preserve">Banco de la República. (s. f.). Talleres </w:t>
+      </w:r>
+      <w:proofErr w:type="spellStart"/>
+      <w:r>
+        <w:t>Banrep</w:t>
+      </w:r>
+      <w:proofErr w:type="spellEnd"/>
+      <w:r>
+        <w:t xml:space="preserve"> Educa. </w:t>
       </w:r>
       <w:hyperlink r:id="rId16" w:history="1">
         <w:r>
@@ -13572,8 +13520,16 @@
               <w:rPr>
                 <w:lang w:val="es-CO"/>
               </w:rPr>
-              <w:t>Olga Constanza Bermúdez Jaimes</w:t>
-            </w:r>
+              <w:t xml:space="preserve">Olga Constanza Bermúdez </w:t>
+            </w:r>
+            <w:proofErr w:type="spellStart"/>
+            <w:r>
+              <w:rPr>
+                <w:lang w:val="es-CO"/>
+              </w:rPr>
+              <w:t>Jaimes</w:t>
+            </w:r>
+            <w:proofErr w:type="spellEnd"/>
           </w:p>
         </w:tc>
         <w:tc>
@@ -13797,8 +13753,30 @@
               <w:rPr>
                 <w:lang w:val="es-CO"/>
               </w:rPr>
-              <w:t>Juan Jose Calderon Gutierrez</w:t>
-            </w:r>
+              <w:t xml:space="preserve">Juan </w:t>
+            </w:r>
+            <w:proofErr w:type="spellStart"/>
+            <w:r>
+              <w:rPr>
+                <w:lang w:val="es-CO"/>
+              </w:rPr>
+              <w:t>Jose</w:t>
+            </w:r>
+            <w:proofErr w:type="spellEnd"/>
+            <w:r>
+              <w:rPr>
+                <w:lang w:val="es-CO"/>
+              </w:rPr>
+              <w:t xml:space="preserve"> Calderon </w:t>
+            </w:r>
+            <w:proofErr w:type="spellStart"/>
+            <w:r>
+              <w:rPr>
+                <w:lang w:val="es-CO"/>
+              </w:rPr>
+              <w:t>Gutierrez</w:t>
+            </w:r>
+            <w:proofErr w:type="spellEnd"/>
           </w:p>
         </w:tc>
         <w:tc>
@@ -13908,6 +13886,7 @@
               </w:rPr>
               <w:t xml:space="preserve"> </w:t>
             </w:r>
+            <w:proofErr w:type="spellStart"/>
             <w:r>
               <w:rPr>
                 <w:rStyle w:val="Extranjerismo"/>
@@ -13915,6 +13894,7 @@
               </w:rPr>
               <w:t>stack</w:t>
             </w:r>
+            <w:proofErr w:type="spellEnd"/>
           </w:p>
         </w:tc>
         <w:tc>
@@ -14194,12 +14174,28 @@
                 <w:lang w:val="es-CO"/>
               </w:rPr>
             </w:pPr>
+            <w:proofErr w:type="spellStart"/>
             <w:r>
               <w:rPr>
                 <w:lang w:val="es-CO"/>
               </w:rPr>
-              <w:t>Maria Carolina Tamayo Lopez</w:t>
-            </w:r>
+              <w:t>Maria</w:t>
+            </w:r>
+            <w:proofErr w:type="spellEnd"/>
+            <w:r>
+              <w:rPr>
+                <w:lang w:val="es-CO"/>
+              </w:rPr>
+              <w:t xml:space="preserve"> Carolina Tamayo </w:t>
+            </w:r>
+            <w:proofErr w:type="spellStart"/>
+            <w:r>
+              <w:rPr>
+                <w:lang w:val="es-CO"/>
+              </w:rPr>
+              <w:t>Lopez</w:t>
+            </w:r>
+            <w:proofErr w:type="spellEnd"/>
           </w:p>
         </w:tc>
         <w:tc>
@@ -14217,7 +14213,13 @@
               <w:rPr>
                 <w:lang w:val="es-CO"/>
               </w:rPr>
-              <w:t>locutor</w:t>
+              <w:t>L</w:t>
+            </w:r>
+            <w:r>
+              <w:rPr>
+                <w:lang w:val="es-CO"/>
+              </w:rPr>
+              <w:t>ocutor</w:t>
             </w:r>
             <w:r>
               <w:rPr>
@@ -14282,7 +14284,13 @@
               <w:rPr>
                 <w:lang w:val="es-CO"/>
               </w:rPr>
-              <w:t>locutor</w:t>
+              <w:t>L</w:t>
+            </w:r>
+            <w:r>
+              <w:rPr>
+                <w:lang w:val="es-CO"/>
+              </w:rPr>
+              <w:t>ocutor</w:t>
             </w:r>
           </w:p>
         </w:tc>
@@ -14491,11 +14499,33 @@
                 <w:lang w:val="es-CO"/>
               </w:rPr>
             </w:pPr>
+            <w:proofErr w:type="spellStart"/>
             <w:r>
               <w:rPr>
                 <w:lang w:val="es-CO"/>
               </w:rPr>
-              <w:t>Anyerson Wilfredo Pizo Ossa</w:t>
+              <w:t>Anyerson</w:t>
+            </w:r>
+            <w:proofErr w:type="spellEnd"/>
+            <w:r>
+              <w:rPr>
+                <w:lang w:val="es-CO"/>
+              </w:rPr>
+              <w:t xml:space="preserve"> Wilfredo </w:t>
+            </w:r>
+            <w:proofErr w:type="spellStart"/>
+            <w:r>
+              <w:rPr>
+                <w:lang w:val="es-CO"/>
+              </w:rPr>
+              <w:t>Pizo</w:t>
+            </w:r>
+            <w:proofErr w:type="spellEnd"/>
+            <w:r>
+              <w:rPr>
+                <w:lang w:val="es-CO"/>
+              </w:rPr>
+              <w:t xml:space="preserve"> Ossa</w:t>
             </w:r>
           </w:p>
         </w:tc>
@@ -20454,6 +20484,17 @@
 </file>
 
 <file path=customXml/item1.xml><?xml version="1.0" encoding="utf-8"?>
+<p:properties xmlns:p="http://schemas.microsoft.com/office/2006/metadata/properties" xmlns:xsi="http://www.w3.org/2001/XMLSchema-instance" xmlns:pc="http://schemas.microsoft.com/office/infopath/2007/PartnerControls">
+  <documentManagement>
+    <TaxCatchAll xmlns="13c90a0b-73bc-4dc0-be5f-28d77b615beb" xsi:nil="true"/>
+    <lcf76f155ced4ddcb4097134ff3c332f xmlns="13c93bba-48ce-428c-bfe5-88b42c19b028">
+      <Terms xmlns="http://schemas.microsoft.com/office/infopath/2007/PartnerControls"/>
+    </lcf76f155ced4ddcb4097134ff3c332f>
+  </documentManagement>
+</p:properties>
+</file>
+
+<file path=customXml/item2.xml><?xml version="1.0" encoding="utf-8"?>
 <ct:contentTypeSchema xmlns:ct="http://schemas.microsoft.com/office/2006/metadata/contentType" xmlns:ma="http://schemas.microsoft.com/office/2006/metadata/properties/metaAttributes" ct:_="" ma:_="" ma:contentTypeName="Documento" ma:contentTypeID="0x0101006A81D6BD42E8DF4C91013959704817E1" ma:contentTypeVersion="15" ma:contentTypeDescription="Crear nuevo documento." ma:contentTypeScope="" ma:versionID="bf4f72ffd194f0963ff564daca6869f7">
   <xsd:schema xmlns:xsd="http://www.w3.org/2001/XMLSchema" xmlns:xs="http://www.w3.org/2001/XMLSchema" xmlns:p="http://schemas.microsoft.com/office/2006/metadata/properties" xmlns:ns2="13c90a0b-73bc-4dc0-be5f-28d77b615beb" xmlns:ns3="13c93bba-48ce-428c-bfe5-88b42c19b028" targetNamespace="http://schemas.microsoft.com/office/2006/metadata/properties" ma:root="true" ma:fieldsID="8718d6f4873a5b1392a45044efa78385" ns2:_="" ns3:_="">
     <xsd:import namespace="13c90a0b-73bc-4dc0-be5f-28d77b615beb"/>
@@ -20688,18 +20729,11 @@
 </ct:contentTypeSchema>
 </file>
 
-<file path=customXml/item2.xml><?xml version="1.0" encoding="utf-8"?>
-<p:properties xmlns:p="http://schemas.microsoft.com/office/2006/metadata/properties" xmlns:xsi="http://www.w3.org/2001/XMLSchema-instance" xmlns:pc="http://schemas.microsoft.com/office/infopath/2007/PartnerControls">
-  <documentManagement>
-    <TaxCatchAll xmlns="13c90a0b-73bc-4dc0-be5f-28d77b615beb" xsi:nil="true"/>
-    <lcf76f155ced4ddcb4097134ff3c332f xmlns="13c93bba-48ce-428c-bfe5-88b42c19b028">
-      <Terms xmlns="http://schemas.microsoft.com/office/infopath/2007/PartnerControls"/>
-    </lcf76f155ced4ddcb4097134ff3c332f>
-  </documentManagement>
-</p:properties>
+<file path=customXml/item3.xml><?xml version="1.0" encoding="utf-8"?>
+<b:Sources xmlns:b="http://schemas.openxmlformats.org/officeDocument/2006/bibliography" xmlns="http://schemas.openxmlformats.org/officeDocument/2006/bibliography" SelectedStyle="\APASixthEditionOfficeOnline.xsl" StyleName="APA" Version="6"/>
 </file>
 
-<file path=customXml/item3.xml><?xml version="1.0" encoding="utf-8"?>
+<file path=customXml/item4.xml><?xml version="1.0" encoding="utf-8"?>
 <?mso-contentType ?>
 <FormTemplates xmlns="http://schemas.microsoft.com/sharepoint/v3/contenttype/forms">
   <Display>DocumentLibraryForm</Display>
@@ -20708,11 +20742,18 @@
 </FormTemplates>
 </file>
 
-<file path=customXml/item4.xml><?xml version="1.0" encoding="utf-8"?>
-<b:Sources xmlns:b="http://schemas.openxmlformats.org/officeDocument/2006/bibliography" xmlns="http://schemas.openxmlformats.org/officeDocument/2006/bibliography" SelectedStyle="\APASixthEditionOfficeOnline.xsl" StyleName="APA" Version="6"/>
+<file path=customXml/itemProps1.xml><?xml version="1.0" encoding="utf-8"?>
+<ds:datastoreItem xmlns:ds="http://schemas.openxmlformats.org/officeDocument/2006/customXml" ds:itemID="{1279454D-02BE-4A9C-A117-DCD1573E2608}">
+  <ds:schemaRefs>
+    <ds:schemaRef ds:uri="http://schemas.microsoft.com/office/2006/metadata/properties"/>
+    <ds:schemaRef ds:uri="http://schemas.microsoft.com/office/infopath/2007/PartnerControls"/>
+    <ds:schemaRef ds:uri="13c90a0b-73bc-4dc0-be5f-28d77b615beb"/>
+    <ds:schemaRef ds:uri="13c93bba-48ce-428c-bfe5-88b42c19b028"/>
+  </ds:schemaRefs>
+</ds:datastoreItem>
 </file>
 
-<file path=customXml/itemProps1.xml><?xml version="1.0" encoding="utf-8"?>
+<file path=customXml/itemProps2.xml><?xml version="1.0" encoding="utf-8"?>
 <ds:datastoreItem xmlns:ds="http://schemas.openxmlformats.org/officeDocument/2006/customXml" ds:itemID="{BF5D611B-0123-408E-9840-833128EF4B5F}">
   <ds:schemaRefs>
     <ds:schemaRef ds:uri="http://schemas.microsoft.com/office/2006/metadata/contentType"/>
@@ -20731,29 +20772,18 @@
 </ds:datastoreItem>
 </file>
 
-<file path=customXml/itemProps2.xml><?xml version="1.0" encoding="utf-8"?>
-<ds:datastoreItem xmlns:ds="http://schemas.openxmlformats.org/officeDocument/2006/customXml" ds:itemID="{1279454D-02BE-4A9C-A117-DCD1573E2608}">
+<file path=customXml/itemProps3.xml><?xml version="1.0" encoding="utf-8"?>
+<ds:datastoreItem xmlns:ds="http://schemas.openxmlformats.org/officeDocument/2006/customXml" ds:itemID="{EAE431FD-7059-4C09-804B-C9D69EB7B213}">
   <ds:schemaRefs>
-    <ds:schemaRef ds:uri="http://schemas.microsoft.com/office/2006/metadata/properties"/>
-    <ds:schemaRef ds:uri="http://schemas.microsoft.com/office/infopath/2007/PartnerControls"/>
-    <ds:schemaRef ds:uri="13c90a0b-73bc-4dc0-be5f-28d77b615beb"/>
-    <ds:schemaRef ds:uri="13c93bba-48ce-428c-bfe5-88b42c19b028"/>
+    <ds:schemaRef ds:uri="http://schemas.openxmlformats.org/officeDocument/2006/bibliography"/>
   </ds:schemaRefs>
 </ds:datastoreItem>
 </file>
 
-<file path=customXml/itemProps3.xml><?xml version="1.0" encoding="utf-8"?>
+<file path=customXml/itemProps4.xml><?xml version="1.0" encoding="utf-8"?>
 <ds:datastoreItem xmlns:ds="http://schemas.openxmlformats.org/officeDocument/2006/customXml" ds:itemID="{10663269-2064-4804-8290-36D4A57F5557}">
   <ds:schemaRefs>
     <ds:schemaRef ds:uri="http://schemas.microsoft.com/sharepoint/v3/contenttype/forms"/>
   </ds:schemaRefs>
 </ds:datastoreItem>
-</file>
-
-<file path=customXml/itemProps4.xml><?xml version="1.0" encoding="utf-8"?>
-<ds:datastoreItem xmlns:ds="http://schemas.openxmlformats.org/officeDocument/2006/customXml" ds:itemID="{EAE431FD-7059-4C09-804B-C9D69EB7B213}">
-  <ds:schemaRefs>
-    <ds:schemaRef ds:uri="http://schemas.openxmlformats.org/officeDocument/2006/bibliography"/>
-  </ds:schemaRefs>
-</ds:datastoreItem>
 </file>
--- a/fuentes/13310017_CF01_CFA.docx
+++ b/fuentes/13310017_CF01_CFA.docx
@@ -20484,17 +20484,6 @@
 </file>
 
 <file path=customXml/item1.xml><?xml version="1.0" encoding="utf-8"?>
-<p:properties xmlns:p="http://schemas.microsoft.com/office/2006/metadata/properties" xmlns:xsi="http://www.w3.org/2001/XMLSchema-instance" xmlns:pc="http://schemas.microsoft.com/office/infopath/2007/PartnerControls">
-  <documentManagement>
-    <TaxCatchAll xmlns="13c90a0b-73bc-4dc0-be5f-28d77b615beb" xsi:nil="true"/>
-    <lcf76f155ced4ddcb4097134ff3c332f xmlns="13c93bba-48ce-428c-bfe5-88b42c19b028">
-      <Terms xmlns="http://schemas.microsoft.com/office/infopath/2007/PartnerControls"/>
-    </lcf76f155ced4ddcb4097134ff3c332f>
-  </documentManagement>
-</p:properties>
-</file>
-
-<file path=customXml/item2.xml><?xml version="1.0" encoding="utf-8"?>
 <ct:contentTypeSchema xmlns:ct="http://schemas.microsoft.com/office/2006/metadata/contentType" xmlns:ma="http://schemas.microsoft.com/office/2006/metadata/properties/metaAttributes" ct:_="" ma:_="" ma:contentTypeName="Documento" ma:contentTypeID="0x0101006A81D6BD42E8DF4C91013959704817E1" ma:contentTypeVersion="15" ma:contentTypeDescription="Crear nuevo documento." ma:contentTypeScope="" ma:versionID="bf4f72ffd194f0963ff564daca6869f7">
   <xsd:schema xmlns:xsd="http://www.w3.org/2001/XMLSchema" xmlns:xs="http://www.w3.org/2001/XMLSchema" xmlns:p="http://schemas.microsoft.com/office/2006/metadata/properties" xmlns:ns2="13c90a0b-73bc-4dc0-be5f-28d77b615beb" xmlns:ns3="13c93bba-48ce-428c-bfe5-88b42c19b028" targetNamespace="http://schemas.microsoft.com/office/2006/metadata/properties" ma:root="true" ma:fieldsID="8718d6f4873a5b1392a45044efa78385" ns2:_="" ns3:_="">
     <xsd:import namespace="13c90a0b-73bc-4dc0-be5f-28d77b615beb"/>
@@ -20729,11 +20718,18 @@
 </ct:contentTypeSchema>
 </file>
 
-<file path=customXml/item3.xml><?xml version="1.0" encoding="utf-8"?>
-<b:Sources xmlns:b="http://schemas.openxmlformats.org/officeDocument/2006/bibliography" xmlns="http://schemas.openxmlformats.org/officeDocument/2006/bibliography" SelectedStyle="\APASixthEditionOfficeOnline.xsl" StyleName="APA" Version="6"/>
+<file path=customXml/item2.xml><?xml version="1.0" encoding="utf-8"?>
+<p:properties xmlns:p="http://schemas.microsoft.com/office/2006/metadata/properties" xmlns:xsi="http://www.w3.org/2001/XMLSchema-instance" xmlns:pc="http://schemas.microsoft.com/office/infopath/2007/PartnerControls">
+  <documentManagement>
+    <TaxCatchAll xmlns="13c90a0b-73bc-4dc0-be5f-28d77b615beb" xsi:nil="true"/>
+    <lcf76f155ced4ddcb4097134ff3c332f xmlns="13c93bba-48ce-428c-bfe5-88b42c19b028">
+      <Terms xmlns="http://schemas.microsoft.com/office/infopath/2007/PartnerControls"/>
+    </lcf76f155ced4ddcb4097134ff3c332f>
+  </documentManagement>
+</p:properties>
 </file>
 
-<file path=customXml/item4.xml><?xml version="1.0" encoding="utf-8"?>
+<file path=customXml/item3.xml><?xml version="1.0" encoding="utf-8"?>
 <?mso-contentType ?>
 <FormTemplates xmlns="http://schemas.microsoft.com/sharepoint/v3/contenttype/forms">
   <Display>DocumentLibraryForm</Display>
@@ -20742,18 +20738,11 @@
 </FormTemplates>
 </file>
 
-<file path=customXml/itemProps1.xml><?xml version="1.0" encoding="utf-8"?>
-<ds:datastoreItem xmlns:ds="http://schemas.openxmlformats.org/officeDocument/2006/customXml" ds:itemID="{1279454D-02BE-4A9C-A117-DCD1573E2608}">
-  <ds:schemaRefs>
-    <ds:schemaRef ds:uri="http://schemas.microsoft.com/office/2006/metadata/properties"/>
-    <ds:schemaRef ds:uri="http://schemas.microsoft.com/office/infopath/2007/PartnerControls"/>
-    <ds:schemaRef ds:uri="13c90a0b-73bc-4dc0-be5f-28d77b615beb"/>
-    <ds:schemaRef ds:uri="13c93bba-48ce-428c-bfe5-88b42c19b028"/>
-  </ds:schemaRefs>
-</ds:datastoreItem>
+<file path=customXml/item4.xml><?xml version="1.0" encoding="utf-8"?>
+<b:Sources xmlns:b="http://schemas.openxmlformats.org/officeDocument/2006/bibliography" xmlns="http://schemas.openxmlformats.org/officeDocument/2006/bibliography" SelectedStyle="\APASixthEditionOfficeOnline.xsl" StyleName="APA" Version="6"/>
 </file>
 
-<file path=customXml/itemProps2.xml><?xml version="1.0" encoding="utf-8"?>
+<file path=customXml/itemProps1.xml><?xml version="1.0" encoding="utf-8"?>
 <ds:datastoreItem xmlns:ds="http://schemas.openxmlformats.org/officeDocument/2006/customXml" ds:itemID="{BF5D611B-0123-408E-9840-833128EF4B5F}">
   <ds:schemaRefs>
     <ds:schemaRef ds:uri="http://schemas.microsoft.com/office/2006/metadata/contentType"/>
@@ -20772,18 +20761,29 @@
 </ds:datastoreItem>
 </file>
 
+<file path=customXml/itemProps2.xml><?xml version="1.0" encoding="utf-8"?>
+<ds:datastoreItem xmlns:ds="http://schemas.openxmlformats.org/officeDocument/2006/customXml" ds:itemID="{1279454D-02BE-4A9C-A117-DCD1573E2608}">
+  <ds:schemaRefs>
+    <ds:schemaRef ds:uri="http://schemas.microsoft.com/office/2006/metadata/properties"/>
+    <ds:schemaRef ds:uri="http://schemas.microsoft.com/office/infopath/2007/PartnerControls"/>
+    <ds:schemaRef ds:uri="13c90a0b-73bc-4dc0-be5f-28d77b615beb"/>
+    <ds:schemaRef ds:uri="13c93bba-48ce-428c-bfe5-88b42c19b028"/>
+  </ds:schemaRefs>
+</ds:datastoreItem>
+</file>
+
 <file path=customXml/itemProps3.xml><?xml version="1.0" encoding="utf-8"?>
+<ds:datastoreItem xmlns:ds="http://schemas.openxmlformats.org/officeDocument/2006/customXml" ds:itemID="{10663269-2064-4804-8290-36D4A57F5557}">
+  <ds:schemaRefs>
+    <ds:schemaRef ds:uri="http://schemas.microsoft.com/sharepoint/v3/contenttype/forms"/>
+  </ds:schemaRefs>
+</ds:datastoreItem>
+</file>
+
+<file path=customXml/itemProps4.xml><?xml version="1.0" encoding="utf-8"?>
 <ds:datastoreItem xmlns:ds="http://schemas.openxmlformats.org/officeDocument/2006/customXml" ds:itemID="{EAE431FD-7059-4C09-804B-C9D69EB7B213}">
   <ds:schemaRefs>
     <ds:schemaRef ds:uri="http://schemas.openxmlformats.org/officeDocument/2006/bibliography"/>
   </ds:schemaRefs>
 </ds:datastoreItem>
-</file>
-
-<file path=customXml/itemProps4.xml><?xml version="1.0" encoding="utf-8"?>
-<ds:datastoreItem xmlns:ds="http://schemas.openxmlformats.org/officeDocument/2006/customXml" ds:itemID="{10663269-2064-4804-8290-36D4A57F5557}">
-  <ds:schemaRefs>
-    <ds:schemaRef ds:uri="http://schemas.microsoft.com/sharepoint/v3/contenttype/forms"/>
-  </ds:schemaRefs>
-</ds:datastoreItem>
 </file>
--- a/fuentes/13310017_CF01_CFA.docx
+++ b/fuentes/13310017_CF01_CFA.docx
@@ -11187,6 +11187,9 @@
             <w:pPr>
               <w:pStyle w:val="TextoTablas"/>
             </w:pPr>
+            <w:r>
+              <w:t>-</w:t>
+            </w:r>
           </w:p>
         </w:tc>
         <w:tc>
@@ -11198,6 +11201,9 @@
             <w:pPr>
               <w:pStyle w:val="TextoTablas"/>
             </w:pPr>
+            <w:r>
+              <w:t>-</w:t>
+            </w:r>
           </w:p>
         </w:tc>
         <w:tc>
@@ -12730,6 +12736,10 @@
             <w:pPr>
               <w:pStyle w:val="TextoTablas"/>
             </w:pPr>
+            <w:r>
+              <w:softHyphen/>
+              <w:t>-</w:t>
+            </w:r>
           </w:p>
         </w:tc>
         <w:tc>
@@ -12770,6 +12780,9 @@
             <w:pPr>
               <w:pStyle w:val="TextoTablas"/>
             </w:pPr>
+            <w:r>
+              <w:t>-</w:t>
+            </w:r>
           </w:p>
         </w:tc>
         <w:tc>
@@ -20484,6 +20497,17 @@
 </file>
 
 <file path=customXml/item1.xml><?xml version="1.0" encoding="utf-8"?>
+<p:properties xmlns:p="http://schemas.microsoft.com/office/2006/metadata/properties" xmlns:xsi="http://www.w3.org/2001/XMLSchema-instance" xmlns:pc="http://schemas.microsoft.com/office/infopath/2007/PartnerControls">
+  <documentManagement>
+    <TaxCatchAll xmlns="13c90a0b-73bc-4dc0-be5f-28d77b615beb" xsi:nil="true"/>
+    <lcf76f155ced4ddcb4097134ff3c332f xmlns="13c93bba-48ce-428c-bfe5-88b42c19b028">
+      <Terms xmlns="http://schemas.microsoft.com/office/infopath/2007/PartnerControls"/>
+    </lcf76f155ced4ddcb4097134ff3c332f>
+  </documentManagement>
+</p:properties>
+</file>
+
+<file path=customXml/item2.xml><?xml version="1.0" encoding="utf-8"?>
 <ct:contentTypeSchema xmlns:ct="http://schemas.microsoft.com/office/2006/metadata/contentType" xmlns:ma="http://schemas.microsoft.com/office/2006/metadata/properties/metaAttributes" ct:_="" ma:_="" ma:contentTypeName="Documento" ma:contentTypeID="0x0101006A81D6BD42E8DF4C91013959704817E1" ma:contentTypeVersion="15" ma:contentTypeDescription="Crear nuevo documento." ma:contentTypeScope="" ma:versionID="bf4f72ffd194f0963ff564daca6869f7">
   <xsd:schema xmlns:xsd="http://www.w3.org/2001/XMLSchema" xmlns:xs="http://www.w3.org/2001/XMLSchema" xmlns:p="http://schemas.microsoft.com/office/2006/metadata/properties" xmlns:ns2="13c90a0b-73bc-4dc0-be5f-28d77b615beb" xmlns:ns3="13c93bba-48ce-428c-bfe5-88b42c19b028" targetNamespace="http://schemas.microsoft.com/office/2006/metadata/properties" ma:root="true" ma:fieldsID="8718d6f4873a5b1392a45044efa78385" ns2:_="" ns3:_="">
     <xsd:import namespace="13c90a0b-73bc-4dc0-be5f-28d77b615beb"/>
@@ -20718,18 +20742,11 @@
 </ct:contentTypeSchema>
 </file>
 
-<file path=customXml/item2.xml><?xml version="1.0" encoding="utf-8"?>
-<p:properties xmlns:p="http://schemas.microsoft.com/office/2006/metadata/properties" xmlns:xsi="http://www.w3.org/2001/XMLSchema-instance" xmlns:pc="http://schemas.microsoft.com/office/infopath/2007/PartnerControls">
-  <documentManagement>
-    <TaxCatchAll xmlns="13c90a0b-73bc-4dc0-be5f-28d77b615beb" xsi:nil="true"/>
-    <lcf76f155ced4ddcb4097134ff3c332f xmlns="13c93bba-48ce-428c-bfe5-88b42c19b028">
-      <Terms xmlns="http://schemas.microsoft.com/office/infopath/2007/PartnerControls"/>
-    </lcf76f155ced4ddcb4097134ff3c332f>
-  </documentManagement>
-</p:properties>
+<file path=customXml/item3.xml><?xml version="1.0" encoding="utf-8"?>
+<b:Sources xmlns:b="http://schemas.openxmlformats.org/officeDocument/2006/bibliography" xmlns="http://schemas.openxmlformats.org/officeDocument/2006/bibliography" SelectedStyle="\APASixthEditionOfficeOnline.xsl" StyleName="APA" Version="6"/>
 </file>
 
-<file path=customXml/item3.xml><?xml version="1.0" encoding="utf-8"?>
+<file path=customXml/item4.xml><?xml version="1.0" encoding="utf-8"?>
 <?mso-contentType ?>
 <FormTemplates xmlns="http://schemas.microsoft.com/sharepoint/v3/contenttype/forms">
   <Display>DocumentLibraryForm</Display>
@@ -20738,11 +20755,18 @@
 </FormTemplates>
 </file>
 
-<file path=customXml/item4.xml><?xml version="1.0" encoding="utf-8"?>
-<b:Sources xmlns:b="http://schemas.openxmlformats.org/officeDocument/2006/bibliography" xmlns="http://schemas.openxmlformats.org/officeDocument/2006/bibliography" SelectedStyle="\APASixthEditionOfficeOnline.xsl" StyleName="APA" Version="6"/>
+<file path=customXml/itemProps1.xml><?xml version="1.0" encoding="utf-8"?>
+<ds:datastoreItem xmlns:ds="http://schemas.openxmlformats.org/officeDocument/2006/customXml" ds:itemID="{1279454D-02BE-4A9C-A117-DCD1573E2608}">
+  <ds:schemaRefs>
+    <ds:schemaRef ds:uri="http://schemas.microsoft.com/office/2006/metadata/properties"/>
+    <ds:schemaRef ds:uri="http://schemas.microsoft.com/office/infopath/2007/PartnerControls"/>
+    <ds:schemaRef ds:uri="13c90a0b-73bc-4dc0-be5f-28d77b615beb"/>
+    <ds:schemaRef ds:uri="13c93bba-48ce-428c-bfe5-88b42c19b028"/>
+  </ds:schemaRefs>
+</ds:datastoreItem>
 </file>
 
-<file path=customXml/itemProps1.xml><?xml version="1.0" encoding="utf-8"?>
+<file path=customXml/itemProps2.xml><?xml version="1.0" encoding="utf-8"?>
 <ds:datastoreItem xmlns:ds="http://schemas.openxmlformats.org/officeDocument/2006/customXml" ds:itemID="{BF5D611B-0123-408E-9840-833128EF4B5F}">
   <ds:schemaRefs>
     <ds:schemaRef ds:uri="http://schemas.microsoft.com/office/2006/metadata/contentType"/>
@@ -20761,29 +20785,18 @@
 </ds:datastoreItem>
 </file>
 
-<file path=customXml/itemProps2.xml><?xml version="1.0" encoding="utf-8"?>
-<ds:datastoreItem xmlns:ds="http://schemas.openxmlformats.org/officeDocument/2006/customXml" ds:itemID="{1279454D-02BE-4A9C-A117-DCD1573E2608}">
+<file path=customXml/itemProps3.xml><?xml version="1.0" encoding="utf-8"?>
+<ds:datastoreItem xmlns:ds="http://schemas.openxmlformats.org/officeDocument/2006/customXml" ds:itemID="{EAE431FD-7059-4C09-804B-C9D69EB7B213}">
   <ds:schemaRefs>
-    <ds:schemaRef ds:uri="http://schemas.microsoft.com/office/2006/metadata/properties"/>
-    <ds:schemaRef ds:uri="http://schemas.microsoft.com/office/infopath/2007/PartnerControls"/>
-    <ds:schemaRef ds:uri="13c90a0b-73bc-4dc0-be5f-28d77b615beb"/>
-    <ds:schemaRef ds:uri="13c93bba-48ce-428c-bfe5-88b42c19b028"/>
+    <ds:schemaRef ds:uri="http://schemas.openxmlformats.org/officeDocument/2006/bibliography"/>
   </ds:schemaRefs>
 </ds:datastoreItem>
 </file>
 
-<file path=customXml/itemProps3.xml><?xml version="1.0" encoding="utf-8"?>
+<file path=customXml/itemProps4.xml><?xml version="1.0" encoding="utf-8"?>
 <ds:datastoreItem xmlns:ds="http://schemas.openxmlformats.org/officeDocument/2006/customXml" ds:itemID="{10663269-2064-4804-8290-36D4A57F5557}">
   <ds:schemaRefs>
     <ds:schemaRef ds:uri="http://schemas.microsoft.com/sharepoint/v3/contenttype/forms"/>
   </ds:schemaRefs>
 </ds:datastoreItem>
-</file>
-
-<file path=customXml/itemProps4.xml><?xml version="1.0" encoding="utf-8"?>
-<ds:datastoreItem xmlns:ds="http://schemas.openxmlformats.org/officeDocument/2006/customXml" ds:itemID="{EAE431FD-7059-4C09-804B-C9D69EB7B213}">
-  <ds:schemaRefs>
-    <ds:schemaRef ds:uri="http://schemas.openxmlformats.org/officeDocument/2006/bibliography"/>
-  </ds:schemaRefs>
-</ds:datastoreItem>
 </file>
--- a/fuentes/13310017_CF01_CFA.docx
+++ b/fuentes/13310017_CF01_CFA.docx
@@ -12350,6 +12350,9 @@
             <w:pPr>
               <w:pStyle w:val="TextoTablas"/>
             </w:pPr>
+            <w:r>
+              <w:t>-</w:t>
+            </w:r>
           </w:p>
         </w:tc>
         <w:tc>
@@ -20497,17 +20500,6 @@
 </file>
 
 <file path=customXml/item1.xml><?xml version="1.0" encoding="utf-8"?>
-<p:properties xmlns:p="http://schemas.microsoft.com/office/2006/metadata/properties" xmlns:xsi="http://www.w3.org/2001/XMLSchema-instance" xmlns:pc="http://schemas.microsoft.com/office/infopath/2007/PartnerControls">
-  <documentManagement>
-    <TaxCatchAll xmlns="13c90a0b-73bc-4dc0-be5f-28d77b615beb" xsi:nil="true"/>
-    <lcf76f155ced4ddcb4097134ff3c332f xmlns="13c93bba-48ce-428c-bfe5-88b42c19b028">
-      <Terms xmlns="http://schemas.microsoft.com/office/infopath/2007/PartnerControls"/>
-    </lcf76f155ced4ddcb4097134ff3c332f>
-  </documentManagement>
-</p:properties>
-</file>
-
-<file path=customXml/item2.xml><?xml version="1.0" encoding="utf-8"?>
 <ct:contentTypeSchema xmlns:ct="http://schemas.microsoft.com/office/2006/metadata/contentType" xmlns:ma="http://schemas.microsoft.com/office/2006/metadata/properties/metaAttributes" ct:_="" ma:_="" ma:contentTypeName="Documento" ma:contentTypeID="0x0101006A81D6BD42E8DF4C91013959704817E1" ma:contentTypeVersion="15" ma:contentTypeDescription="Crear nuevo documento." ma:contentTypeScope="" ma:versionID="bf4f72ffd194f0963ff564daca6869f7">
   <xsd:schema xmlns:xsd="http://www.w3.org/2001/XMLSchema" xmlns:xs="http://www.w3.org/2001/XMLSchema" xmlns:p="http://schemas.microsoft.com/office/2006/metadata/properties" xmlns:ns2="13c90a0b-73bc-4dc0-be5f-28d77b615beb" xmlns:ns3="13c93bba-48ce-428c-bfe5-88b42c19b028" targetNamespace="http://schemas.microsoft.com/office/2006/metadata/properties" ma:root="true" ma:fieldsID="8718d6f4873a5b1392a45044efa78385" ns2:_="" ns3:_="">
     <xsd:import namespace="13c90a0b-73bc-4dc0-be5f-28d77b615beb"/>
@@ -20742,11 +20734,18 @@
 </ct:contentTypeSchema>
 </file>
 
-<file path=customXml/item3.xml><?xml version="1.0" encoding="utf-8"?>
-<b:Sources xmlns:b="http://schemas.openxmlformats.org/officeDocument/2006/bibliography" xmlns="http://schemas.openxmlformats.org/officeDocument/2006/bibliography" SelectedStyle="\APASixthEditionOfficeOnline.xsl" StyleName="APA" Version="6"/>
+<file path=customXml/item2.xml><?xml version="1.0" encoding="utf-8"?>
+<p:properties xmlns:p="http://schemas.microsoft.com/office/2006/metadata/properties" xmlns:xsi="http://www.w3.org/2001/XMLSchema-instance" xmlns:pc="http://schemas.microsoft.com/office/infopath/2007/PartnerControls">
+  <documentManagement>
+    <TaxCatchAll xmlns="13c90a0b-73bc-4dc0-be5f-28d77b615beb" xsi:nil="true"/>
+    <lcf76f155ced4ddcb4097134ff3c332f xmlns="13c93bba-48ce-428c-bfe5-88b42c19b028">
+      <Terms xmlns="http://schemas.microsoft.com/office/infopath/2007/PartnerControls"/>
+    </lcf76f155ced4ddcb4097134ff3c332f>
+  </documentManagement>
+</p:properties>
 </file>
 
-<file path=customXml/item4.xml><?xml version="1.0" encoding="utf-8"?>
+<file path=customXml/item3.xml><?xml version="1.0" encoding="utf-8"?>
 <?mso-contentType ?>
 <FormTemplates xmlns="http://schemas.microsoft.com/sharepoint/v3/contenttype/forms">
   <Display>DocumentLibraryForm</Display>
@@ -20755,18 +20754,11 @@
 </FormTemplates>
 </file>
 
-<file path=customXml/itemProps1.xml><?xml version="1.0" encoding="utf-8"?>
-<ds:datastoreItem xmlns:ds="http://schemas.openxmlformats.org/officeDocument/2006/customXml" ds:itemID="{1279454D-02BE-4A9C-A117-DCD1573E2608}">
-  <ds:schemaRefs>
-    <ds:schemaRef ds:uri="http://schemas.microsoft.com/office/2006/metadata/properties"/>
-    <ds:schemaRef ds:uri="http://schemas.microsoft.com/office/infopath/2007/PartnerControls"/>
-    <ds:schemaRef ds:uri="13c90a0b-73bc-4dc0-be5f-28d77b615beb"/>
-    <ds:schemaRef ds:uri="13c93bba-48ce-428c-bfe5-88b42c19b028"/>
-  </ds:schemaRefs>
-</ds:datastoreItem>
+<file path=customXml/item4.xml><?xml version="1.0" encoding="utf-8"?>
+<b:Sources xmlns:b="http://schemas.openxmlformats.org/officeDocument/2006/bibliography" xmlns="http://schemas.openxmlformats.org/officeDocument/2006/bibliography" SelectedStyle="\APASixthEditionOfficeOnline.xsl" StyleName="APA" Version="6"/>
 </file>
 
-<file path=customXml/itemProps2.xml><?xml version="1.0" encoding="utf-8"?>
+<file path=customXml/itemProps1.xml><?xml version="1.0" encoding="utf-8"?>
 <ds:datastoreItem xmlns:ds="http://schemas.openxmlformats.org/officeDocument/2006/customXml" ds:itemID="{BF5D611B-0123-408E-9840-833128EF4B5F}">
   <ds:schemaRefs>
     <ds:schemaRef ds:uri="http://schemas.microsoft.com/office/2006/metadata/contentType"/>
@@ -20785,18 +20777,29 @@
 </ds:datastoreItem>
 </file>
 
+<file path=customXml/itemProps2.xml><?xml version="1.0" encoding="utf-8"?>
+<ds:datastoreItem xmlns:ds="http://schemas.openxmlformats.org/officeDocument/2006/customXml" ds:itemID="{1279454D-02BE-4A9C-A117-DCD1573E2608}">
+  <ds:schemaRefs>
+    <ds:schemaRef ds:uri="http://schemas.microsoft.com/office/2006/metadata/properties"/>
+    <ds:schemaRef ds:uri="http://schemas.microsoft.com/office/infopath/2007/PartnerControls"/>
+    <ds:schemaRef ds:uri="13c90a0b-73bc-4dc0-be5f-28d77b615beb"/>
+    <ds:schemaRef ds:uri="13c93bba-48ce-428c-bfe5-88b42c19b028"/>
+  </ds:schemaRefs>
+</ds:datastoreItem>
+</file>
+
 <file path=customXml/itemProps3.xml><?xml version="1.0" encoding="utf-8"?>
+<ds:datastoreItem xmlns:ds="http://schemas.openxmlformats.org/officeDocument/2006/customXml" ds:itemID="{10663269-2064-4804-8290-36D4A57F5557}">
+  <ds:schemaRefs>
+    <ds:schemaRef ds:uri="http://schemas.microsoft.com/sharepoint/v3/contenttype/forms"/>
+  </ds:schemaRefs>
+</ds:datastoreItem>
+</file>
+
+<file path=customXml/itemProps4.xml><?xml version="1.0" encoding="utf-8"?>
 <ds:datastoreItem xmlns:ds="http://schemas.openxmlformats.org/officeDocument/2006/customXml" ds:itemID="{EAE431FD-7059-4C09-804B-C9D69EB7B213}">
   <ds:schemaRefs>
     <ds:schemaRef ds:uri="http://schemas.openxmlformats.org/officeDocument/2006/bibliography"/>
   </ds:schemaRefs>
 </ds:datastoreItem>
-</file>
-
-<file path=customXml/itemProps4.xml><?xml version="1.0" encoding="utf-8"?>
-<ds:datastoreItem xmlns:ds="http://schemas.openxmlformats.org/officeDocument/2006/customXml" ds:itemID="{10663269-2064-4804-8290-36D4A57F5557}">
-  <ds:schemaRefs>
-    <ds:schemaRef ds:uri="http://schemas.microsoft.com/sharepoint/v3/contenttype/forms"/>
-  </ds:schemaRefs>
-</ds:datastoreItem>
 </file>